--- a/docs/reports-ux-handoff.docx
+++ b/docs/reports-ux-handoff.docx
@@ -818,7 +818,63 @@
           <w:rFonts w:ascii="Roboto" w:hAnsi="Roboto"/>
           <w:sz w:val="20"/>
         </w:rPr>
-        <w:t xml:space="preserve">IF a card is clicked, </w:t>
+        <w:t xml:space="preserve">IF a card for a report that has </w:t>
+      </w:r>
+      <w:r>
+        <w:rPr>
+          <w:rFonts w:ascii="Roboto" w:hAnsi="Roboto"/>
+          <w:sz w:val="20"/>
+          <w:b/>
+        </w:rPr>
+        <w:t xml:space="preserve">never been run</w:t>
+      </w:r>
+      <w:r>
+        <w:rPr>
+          <w:rFonts w:ascii="Roboto" w:hAnsi="Roboto"/>
+          <w:sz w:val="20"/>
+        </w:rPr>
+        <w:t xml:space="preserve"> is clicked, </w:t>
+      </w:r>
+      <w:r>
+        <w:rPr>
+          <w:rFonts w:ascii="Roboto" w:hAnsi="Roboto"/>
+          <w:sz w:val="20"/>
+        </w:rPr>
+        <w:t xml:space="preserve">the generate modal opens directly. The date menu is skipped: with no saved parameters and no preset to re-run, it has nothing to offer.</w:t>
+      </w:r>
+      <w:r>
+        <w:rPr>
+          <w:rFonts w:ascii="Roboto" w:hAnsi="Roboto"/>
+          <w:sz w:val="20"/>
+        </w:rPr>
+        <w:t xml:space="preserve">Q18</w:t>
+      </w:r>
+    </w:p>
+    <w:p>
+      <w:pPr>
+        <w:spacing w:before="20" w:after="60"/>
+      </w:pPr>
+      <w:r>
+        <w:rPr>
+          <w:rFonts w:ascii="Roboto" w:hAnsi="Roboto"/>
+          <w:sz w:val="20"/>
+        </w:rPr>
+        <w:t xml:space="preserve">IF a card for a report that </w:t>
+      </w:r>
+      <w:r>
+        <w:rPr>
+          <w:rFonts w:ascii="Roboto" w:hAnsi="Roboto"/>
+          <w:sz w:val="20"/>
+          <w:b/>
+        </w:rPr>
+        <w:t xml:space="preserve">has been run</w:t>
+      </w:r>
+      <w:r>
+        <w:rPr>
+          <w:rFonts w:ascii="Roboto" w:hAnsi="Roboto"/>
+          <w:sz w:val="20"/>
+        </w:rPr>
+        <w:t xml:space="preserve"> is clicked, </w:t>
       </w:r>
       <w:r>
         <w:rPr>
@@ -1289,19 +1345,31 @@
           <w:rFonts w:ascii="Roboto" w:hAnsi="Roboto"/>
           <w:sz w:val="18"/>
         </w:rPr>
-        <w:t xml:space="preserve">Card body  |  Date menu  |  —  |  —</w:t>
-      </w:r>
-    </w:p>
-    <w:p>
-      <w:pPr>
-        <w:spacing w:after="40"/>
-      </w:pPr>
-      <w:r>
-        <w:rPr>
-          <w:rFonts w:ascii="Roboto" w:hAnsi="Roboto"/>
-          <w:sz w:val="18"/>
-        </w:rPr>
-        <w:t xml:space="preserve">Card preset chip  |  Report viewer directly  |  The chip's range, relative  |  Defaults/blank — must change Q18</w:t>
+        <w:t xml:space="preserve">Card body — report never run  |  Generate modal (date menu skipped)  |  User picks  |  Empty — user fills them</w:t>
+      </w:r>
+    </w:p>
+    <w:p>
+      <w:pPr>
+        <w:spacing w:after="40"/>
+      </w:pPr>
+      <w:r>
+        <w:rPr>
+          <w:rFonts w:ascii="Roboto" w:hAnsi="Roboto"/>
+          <w:sz w:val="18"/>
+        </w:rPr>
+        <w:t xml:space="preserve">Card body — report run before  |  Date menu  |  —  |  —</w:t>
+      </w:r>
+    </w:p>
+    <w:p>
+      <w:pPr>
+        <w:spacing w:after="40"/>
+      </w:pPr>
+      <w:r>
+        <w:rPr>
+          <w:rFonts w:ascii="Roboto" w:hAnsi="Roboto"/>
+          <w:sz w:val="18"/>
+        </w:rPr>
+        <w:t xml:space="preserve">Card preset chip  |  Report viewer directly  |  The chip's range, relative  |  The user's saved set for that report Q18</w:t>
       </w:r>
     </w:p>
     <w:p>
